--- a/交付成果/第4轮朗读优化版/朗读优化8周版/读书会02_慈心禅修习_8周资料包（朗读优化版）/Word版/00_主持人总指南.docx
+++ b/交付成果/第4轮朗读优化版/朗读优化8周版/读书会02_慈心禅修习_8周资料包（朗读优化版）/Word版/00_主持人总指南.docx
@@ -4,71 +4,84 @@
   <w:body>
     <w:p>
       <w:pPr>
-        <w:spacing w:before="160" w:after="80"/>
+        <w:jc w:val="right"/>
       </w:pPr>
       <w:r>
         <w:rPr>
-          <w:rFonts w:ascii="Microsoft YaHei" w:hAnsi="Microsoft YaHei" w:eastAsia="Microsoft YaHei"/>
+          <w:color w:val="888888"/>
+          <w:sz w:val="16"/>
+        </w:rPr>
+        <w:t>📅 最近更新：2026-09-22 17:16　|　第三版修订：学员版清理、元数据核错（8周版保留原6环节120分钟口径）</w:t>
+      </w:r>
+    </w:p>
+    <w:p>
+      <w:pPr>
+        <w:jc w:val="right"/>
+      </w:pPr>
+      <w:r>
+        <w:rPr>
+          <w:color w:val="888888"/>
+          <w:sz w:val="16"/>
+        </w:rPr>
+        <w:t>📅 最近更新：2026-09-09 19:00　|　v2.0 第二轮审核修订：周标题对齐确定稿、144处临时链接改为media_id出处标注、引用核查、查重边界、格式统一</w:t>
+      </w:r>
+    </w:p>
+    <w:p>
+      <w:pPr>
+        <w:jc w:val="center"/>
+      </w:pPr>
+      <w:r>
+        <w:rPr>
           <w:b/>
           <w:color w:val="1F3864"/>
-          <w:sz w:val="34"/>
+          <w:sz w:val="36"/>
         </w:rPr>
         <w:t>🧑‍🤝‍🧑 主持人总指南</w:t>
       </w:r>
     </w:p>
     <w:p>
-      <w:pPr>
-        <w:spacing w:before="160" w:after="80"/>
-      </w:pPr>
       <w:r>
         <w:rPr>
-          <w:rFonts w:ascii="Microsoft YaHei" w:hAnsi="Microsoft YaHei" w:eastAsia="Microsoft YaHei"/>
           <w:b/>
           <w:color w:val="1F3864"/>
-          <w:sz w:val="28"/>
+          <w:sz w:val="26"/>
         </w:rPr>
         <w:t>读书会02：慈心禅修习 · 零基础主持人手册</w:t>
       </w:r>
     </w:p>
     <w:p>
       <w:pPr>
-        <w:spacing w:before="40" w:after="80"/>
-        <w:ind w:left="283"/>
-        <w:shd w:val="clear" w:color="auto" w:fill="EEF2F8"/>
+        <w:ind w:left="170"/>
         <w:pBdr>
-          <w:left w:val="single" w:sz="20" w:space="6" w:color="1F3864"/>
+          <w:left w:val="single" w:sz="18" w:space="4" w:color="1F3864"/>
         </w:pBdr>
+        <w:shd w:val="clear" w:fill="F2F5FA"/>
       </w:pPr>
       <w:r>
         <w:rPr>
-          <w:sz w:val="20"/>
+          <w:b w:val="0"/>
         </w:rPr>
         <w:t xml:space="preserve">📌 </w:t>
       </w:r>
       <w:r>
         <w:rPr>
           <w:b/>
-          <w:sz w:val="20"/>
         </w:rPr>
         <w:t>这份手册是给主持人的"操作说明书"</w:t>
       </w:r>
       <w:r>
         <w:rPr>
-          <w:sz w:val="20"/>
+          <w:b w:val="0"/>
         </w:rPr>
         <w:t>。你不是老师，不需要懂慈心禅的理论，只需要按流程推进即可。全部8周的资料都按同一套结构设计，你只需要每周提前准备好"共读原文"材料（从知识库中打开对应链接），到点推进流程。</w:t>
       </w:r>
     </w:p>
     <w:p>
-      <w:pPr>
-        <w:spacing w:before="160" w:after="80"/>
-      </w:pPr>
       <w:r>
         <w:rPr>
-          <w:rFonts w:ascii="Microsoft YaHei" w:hAnsi="Microsoft YaHei" w:eastAsia="Microsoft YaHei"/>
           <w:b/>
           <w:color w:val="1F3864"/>
-          <w:sz w:val="28"/>
+          <w:sz w:val="26"/>
         </w:rPr>
         <w:t>一、主持人角色定位</w:t>
       </w:r>
@@ -77,7 +90,6 @@
       <w:r>
         <w:rPr>
           <w:b/>
-          <w:sz w:val="21"/>
         </w:rPr>
         <w:t>你是共学旅程的同行者，不是老师。</w:t>
       </w:r>
@@ -85,115 +97,73 @@
     <w:p>
       <w:r>
         <w:rPr>
-          <w:sz w:val="21"/>
+          <w:b w:val="0"/>
         </w:rPr>
         <w:t>你负责：</w:t>
       </w:r>
     </w:p>
     <w:p>
       <w:pPr>
-        <w:ind w:left="340"/>
+        <w:pStyle w:val="ListBullet"/>
       </w:pPr>
       <w:r>
         <w:rPr>
-          <w:color w:val="1F3864"/>
-          <w:sz w:val="21"/>
-        </w:rPr>
-        <w:t xml:space="preserve">• </w:t>
-      </w:r>
-      <w:r>
-        <w:rPr>
-          <w:sz w:val="21"/>
+          <w:b w:val="0"/>
         </w:rPr>
         <w:t>✅ 把控时间节奏，确保流程顺利推进</w:t>
       </w:r>
     </w:p>
     <w:p>
       <w:pPr>
-        <w:ind w:left="340"/>
+        <w:pStyle w:val="ListBullet"/>
       </w:pPr>
       <w:r>
         <w:rPr>
-          <w:color w:val="1F3864"/>
-          <w:sz w:val="21"/>
-        </w:rPr>
-        <w:t xml:space="preserve">• </w:t>
-      </w:r>
-      <w:r>
-        <w:rPr>
-          <w:sz w:val="21"/>
+          <w:b w:val="0"/>
         </w:rPr>
         <w:t>✅ 营造安全、开放的交流氛围</w:t>
       </w:r>
     </w:p>
     <w:p>
       <w:pPr>
-        <w:ind w:left="340"/>
+        <w:pStyle w:val="ListBullet"/>
       </w:pPr>
       <w:r>
         <w:rPr>
-          <w:color w:val="1F3864"/>
-          <w:sz w:val="21"/>
-        </w:rPr>
-        <w:t xml:space="preserve">• </w:t>
-      </w:r>
-      <w:r>
-        <w:rPr>
-          <w:sz w:val="21"/>
+          <w:b w:val="0"/>
         </w:rPr>
         <w:t>✅ 朗读引导问题，但不提供标准答案</w:t>
       </w:r>
     </w:p>
     <w:p>
       <w:pPr>
-        <w:ind w:left="340"/>
+        <w:pStyle w:val="ListBullet"/>
       </w:pPr>
       <w:r>
         <w:rPr>
-          <w:color w:val="1F3864"/>
-          <w:sz w:val="21"/>
-        </w:rPr>
-        <w:t xml:space="preserve">• </w:t>
-      </w:r>
-      <w:r>
-        <w:rPr>
-          <w:sz w:val="21"/>
+          <w:b w:val="0"/>
         </w:rPr>
         <w:t>✅ 鼓励每位参与者发言，避免个别人主导讨论</w:t>
       </w:r>
     </w:p>
     <w:p>
       <w:pPr>
-        <w:ind w:left="340"/>
+        <w:pStyle w:val="ListBullet"/>
       </w:pPr>
       <w:r>
         <w:rPr>
-          <w:color w:val="1F3864"/>
-          <w:sz w:val="21"/>
-        </w:rPr>
-        <w:t xml:space="preserve">• </w:t>
-      </w:r>
-      <w:r>
-        <w:rPr>
-          <w:sz w:val="21"/>
+          <w:b w:val="0"/>
         </w:rPr>
         <w:t>✅ 在跑题时温和拉回主题</w:t>
       </w:r>
     </w:p>
     <w:p>
       <w:pPr>
-        <w:ind w:left="340"/>
+        <w:pStyle w:val="ListBullet"/>
       </w:pPr>
       <w:r>
         <w:rPr>
-          <w:color w:val="1F3864"/>
-          <w:sz w:val="21"/>
-        </w:rPr>
-        <w:t xml:space="preserve">• </w:t>
-      </w:r>
-      <w:r>
-        <w:rPr>
-          <w:sz w:val="21"/>
+          <w:b w:val="0"/>
         </w:rPr>
         <w:t>✅ 最后带领简短回向</w:t>
       </w:r>
@@ -201,106 +171,73 @@
     <w:p>
       <w:r>
         <w:rPr>
-          <w:sz w:val="21"/>
+          <w:b w:val="0"/>
         </w:rPr>
         <w:t>你</w:t>
       </w:r>
       <w:r>
         <w:rPr>
           <w:b/>
-          <w:sz w:val="21"/>
         </w:rPr>
         <w:t>不需要</w:t>
       </w:r>
       <w:r>
         <w:rPr>
-          <w:sz w:val="21"/>
+          <w:b w:val="0"/>
         </w:rPr>
         <w:t>：</w:t>
       </w:r>
     </w:p>
     <w:p>
       <w:pPr>
-        <w:ind w:left="340"/>
+        <w:pStyle w:val="ListBullet"/>
       </w:pPr>
       <w:r>
         <w:rPr>
-          <w:color w:val="1F3864"/>
-          <w:sz w:val="21"/>
-        </w:rPr>
-        <w:t xml:space="preserve">• </w:t>
-      </w:r>
-      <w:r>
-        <w:rPr>
-          <w:sz w:val="21"/>
+          <w:b w:val="0"/>
         </w:rPr>
         <w:t>❌ 提前学习慈心禅的理论</w:t>
       </w:r>
     </w:p>
     <w:p>
       <w:pPr>
-        <w:ind w:left="340"/>
+        <w:pStyle w:val="ListBullet"/>
       </w:pPr>
       <w:r>
         <w:rPr>
-          <w:color w:val="1F3864"/>
-          <w:sz w:val="21"/>
-        </w:rPr>
-        <w:t xml:space="preserve">• </w:t>
-      </w:r>
-      <w:r>
-        <w:rPr>
-          <w:sz w:val="21"/>
+          <w:b w:val="0"/>
         </w:rPr>
         <w:t>❌ 回答"什么是慈心"之类的知识问题</w:t>
       </w:r>
     </w:p>
     <w:p>
       <w:pPr>
-        <w:ind w:left="340"/>
+        <w:pStyle w:val="ListBullet"/>
       </w:pPr>
       <w:r>
         <w:rPr>
-          <w:color w:val="1F3864"/>
-          <w:sz w:val="21"/>
-        </w:rPr>
-        <w:t xml:space="preserve">• </w:t>
-      </w:r>
-      <w:r>
-        <w:rPr>
-          <w:sz w:val="21"/>
+          <w:b w:val="0"/>
         </w:rPr>
         <w:t>❌ 解释原文的意思</w:t>
       </w:r>
     </w:p>
     <w:p>
       <w:pPr>
-        <w:ind w:left="340"/>
+        <w:pStyle w:val="ListBullet"/>
       </w:pPr>
       <w:r>
         <w:rPr>
-          <w:color w:val="1F3864"/>
-          <w:sz w:val="21"/>
-        </w:rPr>
-        <w:t xml:space="preserve">• </w:t>
-      </w:r>
-      <w:r>
-        <w:rPr>
-          <w:sz w:val="21"/>
+          <w:b w:val="0"/>
         </w:rPr>
         <w:t>❌ 纠正别人"理解错了"</w:t>
       </w:r>
     </w:p>
     <w:p>
-      <w:pPr>
-        <w:spacing w:before="160" w:after="80"/>
-      </w:pPr>
       <w:r>
         <w:rPr>
-          <w:rFonts w:ascii="Microsoft YaHei" w:hAnsi="Microsoft YaHei" w:eastAsia="Microsoft YaHei"/>
           <w:b/>
           <w:color w:val="1F3864"/>
-          <w:sz w:val="28"/>
+          <w:sz w:val="26"/>
         </w:rPr>
         <w:t>二、每周课程的标准流程（2小时 = 120分钟）</w:t>
       </w:r>
@@ -309,7 +246,6 @@
       <w:tblPr>
         <w:tblStyle w:val="TableGrid"/>
         <w:tblW w:type="auto" w:w="0"/>
-        <w:jc w:val="center"/>
         <w:tblLook w:firstColumn="1" w:firstRow="1" w:lastColumn="0" w:lastRow="0" w:noHBand="0" w:noVBand="1" w:val="04A0"/>
       </w:tblPr>
       <w:tblGrid>
@@ -322,17 +258,20 @@
         <w:tc>
           <w:tcPr>
             <w:tcW w:type="dxa" w:w="2409"/>
-            <w:shd w:val="clear" w:color="auto" w:fill="1F3864"/>
+            <w:shd w:val="clear" w:fill="1F3864"/>
           </w:tcPr>
           <w:p>
-            <w:pPr>
-              <w:spacing w:after="20"/>
-            </w:pPr>
             <w:r>
               <w:rPr>
-                <w:b/>
                 <w:color w:val="FFFFFF"/>
-                <w:sz w:val="19"/>
+                <w:sz w:val="18"/>
+              </w:rPr>
+            </w:r>
+            <w:r>
+              <w:rPr>
+                <w:b w:val="0"/>
+                <w:color w:val="FFFFFF"/>
+                <w:sz w:val="18"/>
               </w:rPr>
               <w:t>环节</w:t>
             </w:r>
@@ -341,17 +280,20 @@
         <w:tc>
           <w:tcPr>
             <w:tcW w:type="dxa" w:w="2409"/>
-            <w:shd w:val="clear" w:color="auto" w:fill="1F3864"/>
+            <w:shd w:val="clear" w:fill="1F3864"/>
           </w:tcPr>
           <w:p>
-            <w:pPr>
-              <w:spacing w:after="20"/>
-            </w:pPr>
             <w:r>
               <w:rPr>
-                <w:b/>
                 <w:color w:val="FFFFFF"/>
-                <w:sz w:val="19"/>
+                <w:sz w:val="18"/>
+              </w:rPr>
+            </w:r>
+            <w:r>
+              <w:rPr>
+                <w:b w:val="0"/>
+                <w:color w:val="FFFFFF"/>
+                <w:sz w:val="18"/>
               </w:rPr>
               <w:t>时长</w:t>
             </w:r>
@@ -360,17 +302,20 @@
         <w:tc>
           <w:tcPr>
             <w:tcW w:type="dxa" w:w="2409"/>
-            <w:shd w:val="clear" w:color="auto" w:fill="1F3864"/>
+            <w:shd w:val="clear" w:fill="1F3864"/>
           </w:tcPr>
           <w:p>
-            <w:pPr>
-              <w:spacing w:after="20"/>
-            </w:pPr>
             <w:r>
               <w:rPr>
-                <w:b/>
                 <w:color w:val="FFFFFF"/>
-                <w:sz w:val="19"/>
+                <w:sz w:val="18"/>
+              </w:rPr>
+            </w:r>
+            <w:r>
+              <w:rPr>
+                <w:b w:val="0"/>
+                <w:color w:val="FFFFFF"/>
+                <w:sz w:val="18"/>
               </w:rPr>
               <w:t>做什么</w:t>
             </w:r>
@@ -379,17 +324,20 @@
         <w:tc>
           <w:tcPr>
             <w:tcW w:type="dxa" w:w="2409"/>
-            <w:shd w:val="clear" w:color="auto" w:fill="1F3864"/>
+            <w:shd w:val="clear" w:fill="1F3864"/>
           </w:tcPr>
           <w:p>
-            <w:pPr>
-              <w:spacing w:after="20"/>
-            </w:pPr>
             <w:r>
               <w:rPr>
-                <w:b/>
                 <w:color w:val="FFFFFF"/>
-                <w:sz w:val="19"/>
+                <w:sz w:val="18"/>
+              </w:rPr>
+            </w:r>
+            <w:r>
+              <w:rPr>
+                <w:b w:val="0"/>
+                <w:color w:val="FFFFFF"/>
+                <w:sz w:val="18"/>
               </w:rPr>
               <w:t>主持人要做的事</w:t>
             </w:r>
@@ -402,19 +350,22 @@
             <w:tcW w:type="dxa" w:w="2409"/>
           </w:tcPr>
           <w:p>
-            <w:pPr>
-              <w:spacing w:after="20"/>
-            </w:pPr>
             <w:r>
               <w:rPr>
-                <w:sz w:val="19"/>
+                <w:sz w:val="18"/>
+              </w:rPr>
+            </w:r>
+            <w:r>
+              <w:rPr>
+                <w:b w:val="0"/>
+                <w:sz w:val="18"/>
               </w:rPr>
               <w:t xml:space="preserve">🧘 </w:t>
             </w:r>
             <w:r>
               <w:rPr>
                 <w:b/>
-                <w:sz w:val="19"/>
+                <w:sz w:val="18"/>
               </w:rPr>
               <w:t>静心开场</w:t>
             </w:r>
@@ -425,12 +376,15 @@
             <w:tcW w:type="dxa" w:w="2409"/>
           </w:tcPr>
           <w:p>
-            <w:pPr>
-              <w:spacing w:after="20"/>
-            </w:pPr>
             <w:r>
               <w:rPr>
-                <w:sz w:val="19"/>
+                <w:sz w:val="18"/>
+              </w:rPr>
+            </w:r>
+            <w:r>
+              <w:rPr>
+                <w:b w:val="0"/>
+                <w:sz w:val="18"/>
               </w:rPr>
               <w:t>10 min</w:t>
             </w:r>
@@ -441,12 +395,15 @@
             <w:tcW w:type="dxa" w:w="2409"/>
           </w:tcPr>
           <w:p>
-            <w:pPr>
-              <w:spacing w:after="20"/>
-            </w:pPr>
             <w:r>
               <w:rPr>
-                <w:sz w:val="19"/>
+                <w:sz w:val="18"/>
+              </w:rPr>
+            </w:r>
+            <w:r>
+              <w:rPr>
+                <w:b w:val="0"/>
+                <w:sz w:val="18"/>
               </w:rPr>
               <w:t>简短静坐调息（1-2分钟），然后一起念诵慈心偈或礼敬文</w:t>
             </w:r>
@@ -457,12 +414,15 @@
             <w:tcW w:type="dxa" w:w="2409"/>
           </w:tcPr>
           <w:p>
-            <w:pPr>
-              <w:spacing w:after="20"/>
-            </w:pPr>
             <w:r>
               <w:rPr>
-                <w:sz w:val="19"/>
+                <w:sz w:val="18"/>
+              </w:rPr>
+            </w:r>
+            <w:r>
+              <w:rPr>
+                <w:b w:val="0"/>
+                <w:sz w:val="18"/>
               </w:rPr>
               <w:t>带一句"我们先静坐一分钟，关注呼吸"</w:t>
             </w:r>
@@ -473,22 +433,25 @@
         <w:tc>
           <w:tcPr>
             <w:tcW w:type="dxa" w:w="2409"/>
-            <w:shd w:val="clear" w:color="auto" w:fill="F2F2F2"/>
+            <w:shd w:val="clear" w:fill="F2F5FA"/>
           </w:tcPr>
           <w:p>
-            <w:pPr>
-              <w:spacing w:after="20"/>
-            </w:pPr>
             <w:r>
               <w:rPr>
-                <w:sz w:val="19"/>
+                <w:sz w:val="18"/>
+              </w:rPr>
+            </w:r>
+            <w:r>
+              <w:rPr>
+                <w:b w:val="0"/>
+                <w:sz w:val="18"/>
               </w:rPr>
               <w:t xml:space="preserve">📖 </w:t>
             </w:r>
             <w:r>
               <w:rPr>
                 <w:b/>
-                <w:sz w:val="19"/>
+                <w:sz w:val="18"/>
               </w:rPr>
               <w:t>共读原文</w:t>
             </w:r>
@@ -497,15 +460,18 @@
         <w:tc>
           <w:tcPr>
             <w:tcW w:type="dxa" w:w="2409"/>
-            <w:shd w:val="clear" w:color="auto" w:fill="F2F2F2"/>
+            <w:shd w:val="clear" w:fill="F2F5FA"/>
           </w:tcPr>
           <w:p>
-            <w:pPr>
-              <w:spacing w:after="20"/>
-            </w:pPr>
             <w:r>
               <w:rPr>
-                <w:sz w:val="19"/>
+                <w:sz w:val="18"/>
+              </w:rPr>
+            </w:r>
+            <w:r>
+              <w:rPr>
+                <w:b w:val="0"/>
+                <w:sz w:val="18"/>
               </w:rPr>
               <w:t>25 min</w:t>
             </w:r>
@@ -514,15 +480,18 @@
         <w:tc>
           <w:tcPr>
             <w:tcW w:type="dxa" w:w="2409"/>
-            <w:shd w:val="clear" w:color="auto" w:fill="F2F2F2"/>
+            <w:shd w:val="clear" w:fill="F2F5FA"/>
           </w:tcPr>
           <w:p>
-            <w:pPr>
-              <w:spacing w:after="20"/>
-            </w:pPr>
             <w:r>
               <w:rPr>
-                <w:sz w:val="19"/>
+                <w:sz w:val="18"/>
+              </w:rPr>
+            </w:r>
+            <w:r>
+              <w:rPr>
+                <w:b w:val="0"/>
+                <w:sz w:val="18"/>
               </w:rPr>
               <w:t>打开本周文档的共读原文，全体一起默读或轮流朗读重点段落</w:t>
             </w:r>
@@ -531,15 +500,18 @@
         <w:tc>
           <w:tcPr>
             <w:tcW w:type="dxa" w:w="2409"/>
-            <w:shd w:val="clear" w:color="auto" w:fill="F2F2F2"/>
+            <w:shd w:val="clear" w:fill="F2F5FA"/>
           </w:tcPr>
           <w:p>
-            <w:pPr>
-              <w:spacing w:after="20"/>
-            </w:pPr>
             <w:r>
               <w:rPr>
-                <w:sz w:val="19"/>
+                <w:sz w:val="18"/>
+              </w:rPr>
+            </w:r>
+            <w:r>
+              <w:rPr>
+                <w:b w:val="0"/>
+                <w:sz w:val="18"/>
               </w:rPr>
               <w:t>提前打印或共享屏幕，计时</w:t>
             </w:r>
@@ -552,19 +524,22 @@
             <w:tcW w:type="dxa" w:w="2409"/>
           </w:tcPr>
           <w:p>
-            <w:pPr>
-              <w:spacing w:after="20"/>
-            </w:pPr>
             <w:r>
               <w:rPr>
-                <w:sz w:val="19"/>
+                <w:sz w:val="18"/>
+              </w:rPr>
+            </w:r>
+            <w:r>
+              <w:rPr>
+                <w:b w:val="0"/>
+                <w:sz w:val="18"/>
               </w:rPr>
               <w:t xml:space="preserve">💬 </w:t>
             </w:r>
             <w:r>
               <w:rPr>
                 <w:b/>
-                <w:sz w:val="19"/>
+                <w:sz w:val="18"/>
               </w:rPr>
               <w:t>第一轮分享</w:t>
             </w:r>
@@ -575,12 +550,15 @@
             <w:tcW w:type="dxa" w:w="2409"/>
           </w:tcPr>
           <w:p>
-            <w:pPr>
-              <w:spacing w:after="20"/>
-            </w:pPr>
             <w:r>
               <w:rPr>
-                <w:sz w:val="19"/>
+                <w:sz w:val="18"/>
+              </w:rPr>
+            </w:r>
+            <w:r>
+              <w:rPr>
+                <w:b w:val="0"/>
+                <w:sz w:val="18"/>
               </w:rPr>
               <w:t>20 min</w:t>
             </w:r>
@@ -591,12 +569,15 @@
             <w:tcW w:type="dxa" w:w="2409"/>
           </w:tcPr>
           <w:p>
-            <w:pPr>
-              <w:spacing w:after="20"/>
-            </w:pPr>
             <w:r>
               <w:rPr>
-                <w:sz w:val="19"/>
+                <w:sz w:val="18"/>
+              </w:rPr>
+            </w:r>
+            <w:r>
+              <w:rPr>
+                <w:b w:val="0"/>
+                <w:sz w:val="18"/>
               </w:rPr>
               <w:t>每人轮流分享："最触动我的一句话/一个观点是什么？"</w:t>
             </w:r>
@@ -607,12 +588,15 @@
             <w:tcW w:type="dxa" w:w="2409"/>
           </w:tcPr>
           <w:p>
-            <w:pPr>
-              <w:spacing w:after="20"/>
-            </w:pPr>
             <w:r>
               <w:rPr>
-                <w:sz w:val="19"/>
+                <w:sz w:val="18"/>
+              </w:rPr>
+            </w:r>
+            <w:r>
+              <w:rPr>
+                <w:b w:val="0"/>
+                <w:sz w:val="18"/>
               </w:rPr>
               <w:t>主持第一个分享，营造安全氛围</w:t>
             </w:r>
@@ -623,22 +607,25 @@
         <w:tc>
           <w:tcPr>
             <w:tcW w:type="dxa" w:w="2409"/>
-            <w:shd w:val="clear" w:color="auto" w:fill="F2F2F2"/>
+            <w:shd w:val="clear" w:fill="F2F5FA"/>
           </w:tcPr>
           <w:p>
-            <w:pPr>
-              <w:spacing w:after="20"/>
-            </w:pPr>
             <w:r>
               <w:rPr>
-                <w:sz w:val="19"/>
+                <w:sz w:val="18"/>
+              </w:rPr>
+            </w:r>
+            <w:r>
+              <w:rPr>
+                <w:b w:val="0"/>
+                <w:sz w:val="18"/>
               </w:rPr>
               <w:t xml:space="preserve">🎯 </w:t>
             </w:r>
             <w:r>
               <w:rPr>
                 <w:b/>
-                <w:sz w:val="19"/>
+                <w:sz w:val="18"/>
               </w:rPr>
               <w:t>主题讨论</w:t>
             </w:r>
@@ -647,15 +634,18 @@
         <w:tc>
           <w:tcPr>
             <w:tcW w:type="dxa" w:w="2409"/>
-            <w:shd w:val="clear" w:color="auto" w:fill="F2F2F2"/>
+            <w:shd w:val="clear" w:fill="F2F5FA"/>
           </w:tcPr>
           <w:p>
-            <w:pPr>
-              <w:spacing w:after="20"/>
-            </w:pPr>
             <w:r>
               <w:rPr>
-                <w:sz w:val="19"/>
+                <w:sz w:val="18"/>
+              </w:rPr>
+            </w:r>
+            <w:r>
+              <w:rPr>
+                <w:b w:val="0"/>
+                <w:sz w:val="18"/>
               </w:rPr>
               <w:t>35 min</w:t>
             </w:r>
@@ -664,15 +654,18 @@
         <w:tc>
           <w:tcPr>
             <w:tcW w:type="dxa" w:w="2409"/>
-            <w:shd w:val="clear" w:color="auto" w:fill="F2F2F2"/>
+            <w:shd w:val="clear" w:fill="F2F5FA"/>
           </w:tcPr>
           <w:p>
-            <w:pPr>
-              <w:spacing w:after="20"/>
-            </w:pPr>
             <w:r>
               <w:rPr>
-                <w:sz w:val="19"/>
+                <w:sz w:val="18"/>
+              </w:rPr>
+            </w:r>
+            <w:r>
+              <w:rPr>
+                <w:b w:val="0"/>
+                <w:sz w:val="18"/>
               </w:rPr>
               <w:t>围绕本周2-3个引导问题进行开放式讨论</w:t>
             </w:r>
@@ -681,15 +674,18 @@
         <w:tc>
           <w:tcPr>
             <w:tcW w:type="dxa" w:w="2409"/>
-            <w:shd w:val="clear" w:color="auto" w:fill="F2F2F2"/>
+            <w:shd w:val="clear" w:fill="F2F5FA"/>
           </w:tcPr>
           <w:p>
-            <w:pPr>
-              <w:spacing w:after="20"/>
-            </w:pPr>
             <w:r>
               <w:rPr>
-                <w:sz w:val="19"/>
+                <w:sz w:val="18"/>
+              </w:rPr>
+            </w:r>
+            <w:r>
+              <w:rPr>
+                <w:b w:val="0"/>
+                <w:sz w:val="18"/>
               </w:rPr>
               <w:t>朗读问题，引导讨论，不提供答案</w:t>
             </w:r>
@@ -702,19 +698,22 @@
             <w:tcW w:type="dxa" w:w="2409"/>
           </w:tcPr>
           <w:p>
-            <w:pPr>
-              <w:spacing w:after="20"/>
-            </w:pPr>
             <w:r>
               <w:rPr>
-                <w:sz w:val="19"/>
+                <w:sz w:val="18"/>
+              </w:rPr>
+            </w:r>
+            <w:r>
+              <w:rPr>
+                <w:b w:val="0"/>
+                <w:sz w:val="18"/>
               </w:rPr>
               <w:t xml:space="preserve">🧘 </w:t>
             </w:r>
             <w:r>
               <w:rPr>
                 <w:b/>
-                <w:sz w:val="19"/>
+                <w:sz w:val="18"/>
               </w:rPr>
               <w:t>慈心练习</w:t>
             </w:r>
@@ -725,12 +724,15 @@
             <w:tcW w:type="dxa" w:w="2409"/>
           </w:tcPr>
           <w:p>
-            <w:pPr>
-              <w:spacing w:after="20"/>
-            </w:pPr>
             <w:r>
               <w:rPr>
-                <w:sz w:val="19"/>
+                <w:sz w:val="18"/>
+              </w:rPr>
+            </w:r>
+            <w:r>
+              <w:rPr>
+                <w:b w:val="0"/>
+                <w:sz w:val="18"/>
               </w:rPr>
               <w:t>15 min</w:t>
             </w:r>
@@ -741,12 +743,15 @@
             <w:tcW w:type="dxa" w:w="2409"/>
           </w:tcPr>
           <w:p>
-            <w:pPr>
-              <w:spacing w:after="20"/>
-            </w:pPr>
             <w:r>
               <w:rPr>
-                <w:sz w:val="19"/>
+                <w:sz w:val="18"/>
+              </w:rPr>
+            </w:r>
+            <w:r>
+              <w:rPr>
+                <w:b w:val="0"/>
+                <w:sz w:val="18"/>
               </w:rPr>
               <w:t>由主持人带领做简短慈心练习</w:t>
             </w:r>
@@ -757,12 +762,15 @@
             <w:tcW w:type="dxa" w:w="2409"/>
           </w:tcPr>
           <w:p>
-            <w:pPr>
-              <w:spacing w:after="20"/>
-            </w:pPr>
             <w:r>
               <w:rPr>
-                <w:sz w:val="19"/>
+                <w:sz w:val="18"/>
+              </w:rPr>
+            </w:r>
+            <w:r>
+              <w:rPr>
+                <w:b w:val="0"/>
+                <w:sz w:val="18"/>
               </w:rPr>
               <w:t>照读引导词，不评价对错</w:t>
             </w:r>
@@ -773,22 +781,25 @@
         <w:tc>
           <w:tcPr>
             <w:tcW w:type="dxa" w:w="2409"/>
-            <w:shd w:val="clear" w:color="auto" w:fill="F2F2F2"/>
+            <w:shd w:val="clear" w:fill="F2F5FA"/>
           </w:tcPr>
           <w:p>
-            <w:pPr>
-              <w:spacing w:after="20"/>
-            </w:pPr>
             <w:r>
               <w:rPr>
-                <w:sz w:val="19"/>
+                <w:sz w:val="18"/>
+              </w:rPr>
+            </w:r>
+            <w:r>
+              <w:rPr>
+                <w:b w:val="0"/>
+                <w:sz w:val="18"/>
               </w:rPr>
               <w:t xml:space="preserve">🔚 </w:t>
             </w:r>
             <w:r>
               <w:rPr>
                 <w:b/>
-                <w:sz w:val="19"/>
+                <w:sz w:val="18"/>
               </w:rPr>
               <w:t>收尾与回向</w:t>
             </w:r>
@@ -797,15 +808,18 @@
         <w:tc>
           <w:tcPr>
             <w:tcW w:type="dxa" w:w="2409"/>
-            <w:shd w:val="clear" w:color="auto" w:fill="F2F2F2"/>
+            <w:shd w:val="clear" w:fill="F2F5FA"/>
           </w:tcPr>
           <w:p>
-            <w:pPr>
-              <w:spacing w:after="20"/>
-            </w:pPr>
             <w:r>
               <w:rPr>
-                <w:sz w:val="19"/>
+                <w:sz w:val="18"/>
+              </w:rPr>
+            </w:r>
+            <w:r>
+              <w:rPr>
+                <w:b w:val="0"/>
+                <w:sz w:val="18"/>
               </w:rPr>
               <w:t>15 min</w:t>
             </w:r>
@@ -814,15 +828,18 @@
         <w:tc>
           <w:tcPr>
             <w:tcW w:type="dxa" w:w="2409"/>
-            <w:shd w:val="clear" w:color="auto" w:fill="F2F2F2"/>
+            <w:shd w:val="clear" w:fill="F2F5FA"/>
           </w:tcPr>
           <w:p>
-            <w:pPr>
-              <w:spacing w:after="20"/>
-            </w:pPr>
             <w:r>
               <w:rPr>
-                <w:sz w:val="19"/>
+                <w:sz w:val="18"/>
+              </w:rPr>
+            </w:r>
+            <w:r>
+              <w:rPr>
+                <w:b w:val="0"/>
+                <w:sz w:val="18"/>
               </w:rPr>
               <w:t>每人一句话总结收获 + 下周预告 + 回向</w:t>
             </w:r>
@@ -831,15 +848,18 @@
         <w:tc>
           <w:tcPr>
             <w:tcW w:type="dxa" w:w="2409"/>
-            <w:shd w:val="clear" w:color="auto" w:fill="F2F2F2"/>
+            <w:shd w:val="clear" w:fill="F2F5FA"/>
           </w:tcPr>
           <w:p>
-            <w:pPr>
-              <w:spacing w:after="20"/>
-            </w:pPr>
             <w:r>
               <w:rPr>
-                <w:sz w:val="19"/>
+                <w:sz w:val="18"/>
+              </w:rPr>
+            </w:r>
+            <w:r>
+              <w:rPr>
+                <w:b w:val="0"/>
+                <w:sz w:val="18"/>
               </w:rPr>
               <w:t>主持轮流发言，布置下周材料</w:t>
             </w:r>
@@ -848,227 +868,142 @@
       </w:tr>
     </w:tbl>
     <w:p>
-      <w:pPr>
-        <w:spacing w:before="160" w:after="80"/>
-      </w:pPr>
       <w:r>
         <w:rPr>
-          <w:rFonts w:ascii="Microsoft YaHei" w:hAnsi="Microsoft YaHei" w:eastAsia="Microsoft YaHei"/>
           <w:b/>
           <w:color w:val="1F3864"/>
-          <w:sz w:val="28"/>
+          <w:sz w:val="26"/>
         </w:rPr>
         <w:t>三、主持人的11条守则</w:t>
       </w:r>
     </w:p>
     <w:p>
       <w:pPr>
-        <w:ind w:left="340"/>
+        <w:pStyle w:val="ListNumber"/>
       </w:pPr>
       <w:r>
         <w:rPr>
-          <w:b/>
-          <w:sz w:val="21"/>
-        </w:rPr>
-        <w:t xml:space="preserve">1. </w:t>
-      </w:r>
-      <w:r>
-        <w:rPr>
-          <w:sz w:val="21"/>
+          <w:b w:val="0"/>
         </w:rPr>
         <w:t>你不需要懂内容——你只需要按流程走</w:t>
       </w:r>
     </w:p>
     <w:p>
       <w:pPr>
-        <w:ind w:left="340"/>
+        <w:pStyle w:val="ListNumber"/>
       </w:pPr>
       <w:r>
         <w:rPr>
-          <w:b/>
-          <w:sz w:val="21"/>
-        </w:rPr>
-        <w:t xml:space="preserve">2. </w:t>
-      </w:r>
-      <w:r>
-        <w:rPr>
-          <w:sz w:val="21"/>
+          <w:b w:val="0"/>
         </w:rPr>
         <w:t>不要讲解——让原文自己说话，让每个人从原文中获取自己的理解</w:t>
       </w:r>
     </w:p>
     <w:p>
       <w:pPr>
-        <w:ind w:left="340"/>
+        <w:pStyle w:val="ListNumber"/>
       </w:pPr>
       <w:r>
         <w:rPr>
-          <w:b/>
-          <w:sz w:val="21"/>
-        </w:rPr>
-        <w:t xml:space="preserve">3. </w:t>
-      </w:r>
-      <w:r>
-        <w:rPr>
-          <w:sz w:val="21"/>
+          <w:b w:val="0"/>
         </w:rPr>
         <w:t>当有人问"正确答案是什么"时，温柔地说："我们先听听大家的看法"</w:t>
       </w:r>
     </w:p>
     <w:p>
       <w:pPr>
-        <w:ind w:left="340"/>
+        <w:pStyle w:val="ListNumber"/>
       </w:pPr>
       <w:r>
         <w:rPr>
-          <w:b/>
-          <w:sz w:val="21"/>
-        </w:rPr>
-        <w:t xml:space="preserve">4. </w:t>
-      </w:r>
-      <w:r>
-        <w:rPr>
-          <w:sz w:val="21"/>
+          <w:b w:val="0"/>
         </w:rPr>
         <w:t>确保每个人都有说话的机会——可用"我们还没听到某某的想法"</w:t>
       </w:r>
     </w:p>
     <w:p>
       <w:pPr>
-        <w:ind w:left="340"/>
+        <w:pStyle w:val="ListNumber"/>
       </w:pPr>
       <w:r>
         <w:rPr>
-          <w:b/>
-          <w:sz w:val="21"/>
-        </w:rPr>
-        <w:t xml:space="preserve">5. </w:t>
-      </w:r>
-      <w:r>
-        <w:rPr>
-          <w:sz w:val="21"/>
+          <w:b w:val="0"/>
         </w:rPr>
         <w:t>如果有人跑题太久，说："这个很有意思，我们先把话题拉回到今天的原文"</w:t>
       </w:r>
     </w:p>
     <w:p>
       <w:pPr>
-        <w:ind w:left="340"/>
+        <w:pStyle w:val="ListNumber"/>
       </w:pPr>
       <w:r>
         <w:rPr>
-          <w:b/>
-          <w:sz w:val="21"/>
-        </w:rPr>
-        <w:t xml:space="preserve">6. </w:t>
-      </w:r>
-      <w:r>
-        <w:rPr>
-          <w:sz w:val="21"/>
+          <w:b w:val="0"/>
         </w:rPr>
         <w:t>如果有人发生争论，说："我们听到两种不同的看法，这很好，大家都可以保留自己的理解"</w:t>
       </w:r>
     </w:p>
     <w:p>
       <w:pPr>
-        <w:ind w:left="340"/>
+        <w:pStyle w:val="ListNumber"/>
       </w:pPr>
       <w:r>
         <w:rPr>
-          <w:b/>
-          <w:sz w:val="21"/>
-        </w:rPr>
-        <w:t xml:space="preserve">7. </w:t>
-      </w:r>
-      <w:r>
-        <w:rPr>
-          <w:sz w:val="21"/>
+          <w:b w:val="0"/>
         </w:rPr>
         <w:t>永远不说"我来解释一下"——而是说"原文里是怎么说的？我们再读一遍那段"</w:t>
       </w:r>
     </w:p>
     <w:p>
       <w:pPr>
-        <w:ind w:left="340"/>
+        <w:pStyle w:val="ListNumber"/>
       </w:pPr>
       <w:r>
         <w:rPr>
-          <w:b/>
-          <w:sz w:val="21"/>
-        </w:rPr>
-        <w:t xml:space="preserve">8. </w:t>
-      </w:r>
-      <w:r>
-        <w:rPr>
-          <w:sz w:val="21"/>
+          <w:b w:val="0"/>
         </w:rPr>
         <w:t>第一轮分享不允许对别人的发言做评论——每人只说自己的触动</w:t>
       </w:r>
     </w:p>
     <w:p>
       <w:pPr>
-        <w:ind w:left="340"/>
+        <w:pStyle w:val="ListNumber"/>
       </w:pPr>
       <w:r>
         <w:rPr>
-          <w:b/>
-          <w:sz w:val="21"/>
-        </w:rPr>
-        <w:t xml:space="preserve">9. </w:t>
-      </w:r>
-      <w:r>
-        <w:rPr>
-          <w:sz w:val="21"/>
+          <w:b w:val="0"/>
         </w:rPr>
         <w:t>讨论环节可以在别人发言后追问，但态度保持友善</w:t>
       </w:r>
     </w:p>
     <w:p>
       <w:pPr>
-        <w:ind w:left="340"/>
+        <w:pStyle w:val="ListNumber"/>
       </w:pPr>
       <w:r>
         <w:rPr>
-          <w:b/>
-          <w:sz w:val="21"/>
-        </w:rPr>
-        <w:t xml:space="preserve">10. </w:t>
-      </w:r>
-      <w:r>
-        <w:rPr>
-          <w:sz w:val="21"/>
+          <w:b w:val="0"/>
         </w:rPr>
         <w:t>时间到了就推进——不必等每个问题都"讨论透彻"</w:t>
       </w:r>
     </w:p>
     <w:p>
       <w:pPr>
-        <w:ind w:left="340"/>
+        <w:pStyle w:val="ListNumber"/>
       </w:pPr>
       <w:r>
         <w:rPr>
-          <w:b/>
-          <w:sz w:val="21"/>
-        </w:rPr>
-        <w:t xml:space="preserve">11. </w:t>
-      </w:r>
-      <w:r>
-        <w:rPr>
-          <w:sz w:val="21"/>
+          <w:b w:val="0"/>
         </w:rPr>
         <w:t>最后留出时间让大家一起回向，把共学的功德回向给一切众生</w:t>
       </w:r>
     </w:p>
     <w:p>
-      <w:pPr>
-        <w:spacing w:before="160" w:after="80"/>
-      </w:pPr>
       <w:r>
         <w:rPr>
-          <w:rFonts w:ascii="Microsoft YaHei" w:hAnsi="Microsoft YaHei" w:eastAsia="Microsoft YaHei"/>
           <w:b/>
           <w:color w:val="1F3864"/>
-          <w:sz w:val="28"/>
+          <w:sz w:val="26"/>
         </w:rPr>
         <w:t>四、慈心修习特别提示（很重要！）</w:t>
       </w:r>
@@ -1076,75 +1011,70 @@
     <w:p>
       <w:r>
         <w:rPr>
-          <w:sz w:val="21"/>
+          <w:b w:val="0"/>
         </w:rPr>
         <w:t>慈心禅读书会和一般读书会不同——</w:t>
       </w:r>
       <w:r>
         <w:rPr>
           <w:b/>
-          <w:sz w:val="21"/>
         </w:rPr>
         <w:t>它包含实际练习环节</w:t>
       </w:r>
       <w:r>
         <w:rPr>
-          <w:sz w:val="21"/>
+          <w:b w:val="0"/>
         </w:rPr>
         <w:t>。虽然每周的标准流程是"共读+讨论"，但建议在</w:t>
       </w:r>
       <w:r>
         <w:rPr>
           <w:b/>
-          <w:sz w:val="21"/>
         </w:rPr>
         <w:t>静心开场</w:t>
       </w:r>
       <w:r>
         <w:rPr>
-          <w:sz w:val="21"/>
+          <w:b w:val="0"/>
         </w:rPr>
         <w:t>或</w:t>
       </w:r>
       <w:r>
         <w:rPr>
           <w:b/>
-          <w:sz w:val="21"/>
         </w:rPr>
         <w:t>共读之后</w:t>
       </w:r>
       <w:r>
         <w:rPr>
-          <w:sz w:val="21"/>
+          <w:b w:val="0"/>
         </w:rPr>
         <w:t>，由主持人带领做</w:t>
       </w:r>
       <w:r>
         <w:rPr>
           <w:b/>
-          <w:sz w:val="21"/>
         </w:rPr>
         <w:t>约15分钟的简短慈心练习</w:t>
       </w:r>
       <w:r>
         <w:rPr>
-          <w:sz w:val="21"/>
+          <w:b w:val="0"/>
         </w:rPr>
         <w:t>（第1周起）。做法很简单：</w:t>
       </w:r>
     </w:p>
     <w:p>
       <w:pPr>
-        <w:spacing w:before="40" w:after="80"/>
-        <w:ind w:left="283"/>
-        <w:shd w:val="clear" w:color="auto" w:fill="EEF2F8"/>
+        <w:ind w:left="170"/>
         <w:pBdr>
-          <w:left w:val="single" w:sz="20" w:space="6" w:color="1F3864"/>
+          <w:left w:val="single" w:sz="18" w:space="4" w:color="1F3864"/>
         </w:pBdr>
+        <w:shd w:val="clear" w:fill="F2F5FA"/>
       </w:pPr>
       <w:r>
         <w:rPr>
-          <w:sz w:val="20"/>
+          <w:b w:val="0"/>
         </w:rPr>
         <w:t>"请大家坐好，闭上眼睛。先对自己说：愿我没有危难，愿我没有内心的痛苦，愿我没有身体的痛苦，愿我保有快乐。（停顿）然后想一位你尊敬喜欢的同性，在心里祝福他……（停顿）好，慢慢睁开眼睛。"</w:t>
       </w:r>
@@ -1153,13 +1083,12 @@
       <w:r>
         <w:rPr>
           <w:b/>
-          <w:sz w:val="21"/>
         </w:rPr>
         <w:t>主持人不需要"会修"慈心禅</w:t>
       </w:r>
       <w:r>
         <w:rPr>
-          <w:sz w:val="21"/>
+          <w:b w:val="0"/>
         </w:rPr>
         <w:t>——只需把上面这段引导词念一遍即可。引导词原文出自古源尊者的开示（第32讲慈心、第4讲慈心禅），每周资料中都附有可直接使用的引导词。</w:t>
       </w:r>
@@ -1167,34 +1096,29 @@
     <w:p>
       <w:r>
         <w:rPr>
-          <w:sz w:val="21"/>
+          <w:b w:val="0"/>
         </w:rPr>
         <w:t xml:space="preserve">⚠️ </w:t>
       </w:r>
       <w:r>
         <w:rPr>
           <w:b/>
-          <w:sz w:val="21"/>
         </w:rPr>
         <w:t>注意</w:t>
       </w:r>
       <w:r>
         <w:rPr>
-          <w:sz w:val="21"/>
+          <w:b w:val="0"/>
         </w:rPr>
         <w:t>：如果参与者问"我该选谁作为对象""我怎么散播"，你可以回答："每个人感受不同，我们先按照引导词试一试，下一周可以分享你的体验。"——不需要给标准答案。</w:t>
       </w:r>
     </w:p>
     <w:p>
-      <w:pPr>
-        <w:spacing w:before="160" w:after="80"/>
-      </w:pPr>
       <w:r>
         <w:rPr>
-          <w:rFonts w:ascii="Microsoft YaHei" w:hAnsi="Microsoft YaHei" w:eastAsia="Microsoft YaHei"/>
           <w:b/>
           <w:color w:val="1F3864"/>
-          <w:sz w:val="28"/>
+          <w:sz w:val="26"/>
         </w:rPr>
         <w:t>五、8周课程总览</w:t>
       </w:r>
@@ -1203,7 +1127,6 @@
       <w:tblPr>
         <w:tblStyle w:val="TableGrid"/>
         <w:tblW w:type="auto" w:w="0"/>
-        <w:jc w:val="center"/>
         <w:tblLook w:firstColumn="1" w:firstRow="1" w:lastColumn="0" w:lastRow="0" w:noHBand="0" w:noVBand="1" w:val="04A0"/>
       </w:tblPr>
       <w:tblGrid>
@@ -1215,17 +1138,20 @@
         <w:tc>
           <w:tcPr>
             <w:tcW w:type="dxa" w:w="3213"/>
-            <w:shd w:val="clear" w:color="auto" w:fill="1F3864"/>
+            <w:shd w:val="clear" w:fill="1F3864"/>
           </w:tcPr>
           <w:p>
-            <w:pPr>
-              <w:spacing w:after="20"/>
-            </w:pPr>
             <w:r>
               <w:rPr>
-                <w:b/>
                 <w:color w:val="FFFFFF"/>
-                <w:sz w:val="19"/>
+                <w:sz w:val="18"/>
+              </w:rPr>
+            </w:r>
+            <w:r>
+              <w:rPr>
+                <w:b w:val="0"/>
+                <w:color w:val="FFFFFF"/>
+                <w:sz w:val="18"/>
               </w:rPr>
               <w:t>周次</w:t>
             </w:r>
@@ -1234,17 +1160,20 @@
         <w:tc>
           <w:tcPr>
             <w:tcW w:type="dxa" w:w="3213"/>
-            <w:shd w:val="clear" w:color="auto" w:fill="1F3864"/>
+            <w:shd w:val="clear" w:fill="1F3864"/>
           </w:tcPr>
           <w:p>
-            <w:pPr>
-              <w:spacing w:after="20"/>
-            </w:pPr>
             <w:r>
               <w:rPr>
-                <w:b/>
                 <w:color w:val="FFFFFF"/>
-                <w:sz w:val="19"/>
+                <w:sz w:val="18"/>
+              </w:rPr>
+            </w:r>
+            <w:r>
+              <w:rPr>
+                <w:b w:val="0"/>
+                <w:color w:val="FFFFFF"/>
+                <w:sz w:val="18"/>
               </w:rPr>
               <w:t>主题</w:t>
             </w:r>
@@ -1253,17 +1182,20 @@
         <w:tc>
           <w:tcPr>
             <w:tcW w:type="dxa" w:w="3213"/>
-            <w:shd w:val="clear" w:color="auto" w:fill="1F3864"/>
+            <w:shd w:val="clear" w:fill="1F3864"/>
           </w:tcPr>
           <w:p>
-            <w:pPr>
-              <w:spacing w:after="20"/>
-            </w:pPr>
             <w:r>
               <w:rPr>
-                <w:b/>
                 <w:color w:val="FFFFFF"/>
-                <w:sz w:val="19"/>
+                <w:sz w:val="18"/>
+              </w:rPr>
+            </w:r>
+            <w:r>
+              <w:rPr>
+                <w:b w:val="0"/>
+                <w:color w:val="FFFFFF"/>
+                <w:sz w:val="18"/>
               </w:rPr>
               <w:t>核心原文资料（均为文字版）</w:t>
             </w:r>
@@ -1276,12 +1208,15 @@
             <w:tcW w:type="dxa" w:w="3213"/>
           </w:tcPr>
           <w:p>
-            <w:pPr>
-              <w:spacing w:after="20"/>
-            </w:pPr>
             <w:r>
               <w:rPr>
-                <w:sz w:val="19"/>
+                <w:sz w:val="18"/>
+              </w:rPr>
+            </w:r>
+            <w:r>
+              <w:rPr>
+                <w:b w:val="0"/>
+                <w:sz w:val="18"/>
               </w:rPr>
               <w:t>第1周</w:t>
             </w:r>
@@ -1292,12 +1227,15 @@
             <w:tcW w:type="dxa" w:w="3213"/>
           </w:tcPr>
           <w:p>
-            <w:pPr>
-              <w:spacing w:after="20"/>
-            </w:pPr>
             <w:r>
               <w:rPr>
-                <w:sz w:val="19"/>
+                <w:sz w:val="18"/>
+              </w:rPr>
+            </w:r>
+            <w:r>
+              <w:rPr>
+                <w:b w:val="0"/>
+                <w:sz w:val="18"/>
               </w:rPr>
               <w:t>慈心的意义、功德与四护卫禅定位</w:t>
             </w:r>
@@ -1308,12 +1246,15 @@
             <w:tcW w:type="dxa" w:w="3213"/>
           </w:tcPr>
           <w:p>
-            <w:pPr>
-              <w:spacing w:after="20"/>
-            </w:pPr>
             <w:r>
               <w:rPr>
-                <w:sz w:val="19"/>
+                <w:sz w:val="18"/>
+              </w:rPr>
+            </w:r>
+            <w:r>
+              <w:rPr>
+                <w:b w:val="0"/>
+                <w:sz w:val="18"/>
               </w:rPr>
               <w:t>第189讲·五盖(三)（PDF）；《增支部》十一集（PDF）；《智慧之光》第六章（PDF）</w:t>
             </w:r>
@@ -1324,15 +1265,18 @@
         <w:tc>
           <w:tcPr>
             <w:tcW w:type="dxa" w:w="3213"/>
-            <w:shd w:val="clear" w:color="auto" w:fill="F2F2F2"/>
+            <w:shd w:val="clear" w:fill="F2F5FA"/>
           </w:tcPr>
           <w:p>
-            <w:pPr>
-              <w:spacing w:after="20"/>
-            </w:pPr>
             <w:r>
               <w:rPr>
-                <w:sz w:val="19"/>
+                <w:sz w:val="18"/>
+              </w:rPr>
+            </w:r>
+            <w:r>
+              <w:rPr>
+                <w:b w:val="0"/>
+                <w:sz w:val="18"/>
               </w:rPr>
               <w:t>第2周</w:t>
             </w:r>
@@ -1341,15 +1285,18 @@
         <w:tc>
           <w:tcPr>
             <w:tcW w:type="dxa" w:w="3213"/>
-            <w:shd w:val="clear" w:color="auto" w:fill="F2F2F2"/>
+            <w:shd w:val="clear" w:fill="F2F5FA"/>
           </w:tcPr>
           <w:p>
-            <w:pPr>
-              <w:spacing w:after="20"/>
-            </w:pPr>
             <w:r>
               <w:rPr>
-                <w:sz w:val="19"/>
+                <w:sz w:val="18"/>
+              </w:rPr>
+            </w:r>
+            <w:r>
+              <w:rPr>
+                <w:b w:val="0"/>
+                <w:sz w:val="18"/>
               </w:rPr>
               <w:t>第一步——对自己散播慈爱（四句祝福语）</w:t>
             </w:r>
@@ -1358,15 +1305,18 @@
         <w:tc>
           <w:tcPr>
             <w:tcW w:type="dxa" w:w="3213"/>
-            <w:shd w:val="clear" w:color="auto" w:fill="F2F2F2"/>
+            <w:shd w:val="clear" w:fill="F2F5FA"/>
           </w:tcPr>
           <w:p>
-            <w:pPr>
-              <w:spacing w:after="20"/>
-            </w:pPr>
             <w:r>
               <w:rPr>
-                <w:sz w:val="19"/>
+                <w:sz w:val="18"/>
+              </w:rPr>
+            </w:r>
+            <w:r>
+              <w:rPr>
+                <w:b w:val="0"/>
+                <w:sz w:val="18"/>
               </w:rPr>
               <w:t>应作慈爱经（PDF课件）；如来禅修学体系81（PDF）；第188讲·五盖(二)（PDF）</w:t>
             </w:r>
@@ -1379,12 +1329,15 @@
             <w:tcW w:type="dxa" w:w="3213"/>
           </w:tcPr>
           <w:p>
-            <w:pPr>
-              <w:spacing w:after="20"/>
-            </w:pPr>
             <w:r>
               <w:rPr>
-                <w:sz w:val="19"/>
+                <w:sz w:val="18"/>
+              </w:rPr>
+            </w:r>
+            <w:r>
+              <w:rPr>
+                <w:b w:val="0"/>
+                <w:sz w:val="18"/>
               </w:rPr>
               <w:t>第3周</w:t>
             </w:r>
@@ -1395,12 +1348,15 @@
             <w:tcW w:type="dxa" w:w="3213"/>
           </w:tcPr>
           <w:p>
-            <w:pPr>
-              <w:spacing w:after="20"/>
-            </w:pPr>
             <w:r>
               <w:rPr>
-                <w:sz w:val="19"/>
+                <w:sz w:val="18"/>
+              </w:rPr>
+            </w:r>
+            <w:r>
+              <w:rPr>
+                <w:b w:val="0"/>
+                <w:sz w:val="18"/>
               </w:rPr>
               <w:t>第二、三步——亲爱同性与中性者＋慈心所缘禁忌</w:t>
             </w:r>
@@ -1411,12 +1367,15 @@
             <w:tcW w:type="dxa" w:w="3213"/>
           </w:tcPr>
           <w:p>
-            <w:pPr>
-              <w:spacing w:after="20"/>
-            </w:pPr>
             <w:r>
               <w:rPr>
-                <w:sz w:val="19"/>
+                <w:sz w:val="18"/>
+              </w:rPr>
+            </w:r>
+            <w:r>
+              <w:rPr>
+                <w:b w:val="0"/>
+                <w:sz w:val="18"/>
               </w:rPr>
               <w:t>第188讲·五盖(二)（PDF）；《智慧之光》第六章（PDF）；如来禅修学体系81（PDF）</w:t>
             </w:r>
@@ -1427,15 +1386,18 @@
         <w:tc>
           <w:tcPr>
             <w:tcW w:type="dxa" w:w="3213"/>
-            <w:shd w:val="clear" w:color="auto" w:fill="F2F2F2"/>
+            <w:shd w:val="clear" w:fill="F2F5FA"/>
           </w:tcPr>
           <w:p>
-            <w:pPr>
-              <w:spacing w:after="20"/>
-            </w:pPr>
             <w:r>
               <w:rPr>
-                <w:sz w:val="19"/>
+                <w:sz w:val="18"/>
+              </w:rPr>
+            </w:r>
+            <w:r>
+              <w:rPr>
+                <w:b w:val="0"/>
+                <w:sz w:val="18"/>
               </w:rPr>
               <w:t>第4周</w:t>
             </w:r>
@@ -1444,15 +1406,18 @@
         <w:tc>
           <w:tcPr>
             <w:tcW w:type="dxa" w:w="3213"/>
-            <w:shd w:val="clear" w:color="auto" w:fill="F2F2F2"/>
+            <w:shd w:val="clear" w:fill="F2F5FA"/>
           </w:tcPr>
           <w:p>
-            <w:pPr>
-              <w:spacing w:after="20"/>
-            </w:pPr>
             <w:r>
               <w:rPr>
-                <w:sz w:val="19"/>
+                <w:sz w:val="18"/>
+              </w:rPr>
+            </w:r>
+            <w:r>
+              <w:rPr>
+                <w:b w:val="0"/>
+                <w:sz w:val="18"/>
               </w:rPr>
               <w:t>第四步——突破怨敌的障碍</w:t>
             </w:r>
@@ -1461,15 +1426,18 @@
         <w:tc>
           <w:tcPr>
             <w:tcW w:type="dxa" w:w="3213"/>
-            <w:shd w:val="clear" w:color="auto" w:fill="F2F2F2"/>
+            <w:shd w:val="clear" w:fill="F2F5FA"/>
           </w:tcPr>
           <w:p>
-            <w:pPr>
-              <w:spacing w:after="20"/>
-            </w:pPr>
             <w:r>
               <w:rPr>
-                <w:sz w:val="19"/>
+                <w:sz w:val="18"/>
+              </w:rPr>
+            </w:r>
+            <w:r>
+              <w:rPr>
+                <w:b w:val="0"/>
+                <w:sz w:val="18"/>
               </w:rPr>
               <w:t>第188讲·五盖(二)（PDF）；第189讲·五盖(三)（PDF）</w:t>
             </w:r>
@@ -1482,12 +1450,15 @@
             <w:tcW w:type="dxa" w:w="3213"/>
           </w:tcPr>
           <w:p>
-            <w:pPr>
-              <w:spacing w:after="20"/>
-            </w:pPr>
             <w:r>
               <w:rPr>
-                <w:sz w:val="19"/>
+                <w:sz w:val="18"/>
+              </w:rPr>
+            </w:r>
+            <w:r>
+              <w:rPr>
+                <w:b w:val="0"/>
+                <w:sz w:val="18"/>
               </w:rPr>
               <w:t>第5周</w:t>
             </w:r>
@@ -1498,12 +1469,15 @@
             <w:tcW w:type="dxa" w:w="3213"/>
           </w:tcPr>
           <w:p>
-            <w:pPr>
-              <w:spacing w:after="20"/>
-            </w:pPr>
             <w:r>
               <w:rPr>
-                <w:sz w:val="19"/>
+                <w:sz w:val="18"/>
+              </w:rPr>
+            </w:r>
+            <w:r>
+              <w:rPr>
+                <w:b w:val="0"/>
+                <w:sz w:val="18"/>
               </w:rPr>
               <w:t>慈心的扩展、破除界限与十方遍满（含慈心禅那）</w:t>
             </w:r>
@@ -1514,12 +1488,15 @@
             <w:tcW w:type="dxa" w:w="3213"/>
           </w:tcPr>
           <w:p>
-            <w:pPr>
-              <w:spacing w:after="20"/>
-            </w:pPr>
             <w:r>
               <w:rPr>
-                <w:sz w:val="19"/>
+                <w:sz w:val="18"/>
+              </w:rPr>
+            </w:r>
+            <w:r>
+              <w:rPr>
+                <w:b w:val="0"/>
+                <w:sz w:val="18"/>
               </w:rPr>
               <w:t>第189讲·五盖(三)（PDF）；如来禅修学体系81（PDF）；《智慧之光》第六章（PDF）</w:t>
             </w:r>
@@ -1530,15 +1507,18 @@
         <w:tc>
           <w:tcPr>
             <w:tcW w:type="dxa" w:w="3213"/>
-            <w:shd w:val="clear" w:color="auto" w:fill="F2F2F2"/>
+            <w:shd w:val="clear" w:fill="F2F5FA"/>
           </w:tcPr>
           <w:p>
-            <w:pPr>
-              <w:spacing w:after="20"/>
-            </w:pPr>
             <w:r>
               <w:rPr>
-                <w:sz w:val="19"/>
+                <w:sz w:val="18"/>
+              </w:rPr>
+            </w:r>
+            <w:r>
+              <w:rPr>
+                <w:b w:val="0"/>
+                <w:sz w:val="18"/>
               </w:rPr>
               <w:t>第6周</w:t>
             </w:r>
@@ -1547,15 +1527,18 @@
         <w:tc>
           <w:tcPr>
             <w:tcW w:type="dxa" w:w="3213"/>
-            <w:shd w:val="clear" w:color="auto" w:fill="F2F2F2"/>
+            <w:shd w:val="clear" w:fill="F2F5FA"/>
           </w:tcPr>
           <w:p>
-            <w:pPr>
-              <w:spacing w:after="20"/>
-            </w:pPr>
             <w:r>
               <w:rPr>
-                <w:sz w:val="19"/>
+                <w:sz w:val="18"/>
+              </w:rPr>
+            </w:r>
+            <w:r>
+              <w:rPr>
+                <w:b w:val="0"/>
+                <w:sz w:val="18"/>
               </w:rPr>
               <w:t>四无量心——慈悲喜舍</w:t>
             </w:r>
@@ -1564,15 +1547,18 @@
         <w:tc>
           <w:tcPr>
             <w:tcW w:type="dxa" w:w="3213"/>
-            <w:shd w:val="clear" w:color="auto" w:fill="F2F2F2"/>
+            <w:shd w:val="clear" w:fill="F2F5FA"/>
           </w:tcPr>
           <w:p>
-            <w:pPr>
-              <w:spacing w:after="20"/>
-            </w:pPr>
             <w:r>
               <w:rPr>
-                <w:sz w:val="19"/>
+                <w:sz w:val="18"/>
+              </w:rPr>
+            </w:r>
+            <w:r>
+              <w:rPr>
+                <w:b w:val="0"/>
+                <w:sz w:val="18"/>
               </w:rPr>
               <w:t>第90讲·命根2&amp;慈1（PDF）；第91讲（PDF）；第60课（PDF）；如来禅修学体系81/73（PDF）</w:t>
             </w:r>
@@ -1585,12 +1571,15 @@
             <w:tcW w:type="dxa" w:w="3213"/>
           </w:tcPr>
           <w:p>
-            <w:pPr>
-              <w:spacing w:after="20"/>
-            </w:pPr>
             <w:r>
               <w:rPr>
-                <w:sz w:val="19"/>
+                <w:sz w:val="18"/>
+              </w:rPr>
+            </w:r>
+            <w:r>
+              <w:rPr>
+                <w:b w:val="0"/>
+                <w:sz w:val="18"/>
               </w:rPr>
               <w:t>第7周</w:t>
             </w:r>
@@ -1601,12 +1590,15 @@
             <w:tcW w:type="dxa" w:w="3213"/>
           </w:tcPr>
           <w:p>
-            <w:pPr>
-              <w:spacing w:after="20"/>
-            </w:pPr>
             <w:r>
               <w:rPr>
-                <w:sz w:val="19"/>
+                <w:sz w:val="18"/>
+              </w:rPr>
+            </w:r>
+            <w:r>
+              <w:rPr>
+                <w:b w:val="0"/>
+                <w:sz w:val="18"/>
               </w:rPr>
               <w:t>慈心禅的实修深化与入出息念配合</w:t>
             </w:r>
@@ -1617,12 +1609,15 @@
             <w:tcW w:type="dxa" w:w="3213"/>
           </w:tcPr>
           <w:p>
-            <w:pPr>
-              <w:spacing w:after="20"/>
-            </w:pPr>
             <w:r>
               <w:rPr>
-                <w:sz w:val="19"/>
+                <w:sz w:val="18"/>
+              </w:rPr>
+            </w:r>
+            <w:r>
+              <w:rPr>
+                <w:b w:val="0"/>
+                <w:sz w:val="18"/>
               </w:rPr>
               <w:t>天湖寺课诵本（PDF）；应作慈爱经（PDF）；第130课·防护舍断3（PDF）；《慈心&amp;入出息念》开示（录音整理）</w:t>
             </w:r>
@@ -1633,15 +1628,18 @@
         <w:tc>
           <w:tcPr>
             <w:tcW w:type="dxa" w:w="3213"/>
-            <w:shd w:val="clear" w:color="auto" w:fill="F2F2F2"/>
+            <w:shd w:val="clear" w:fill="F2F5FA"/>
           </w:tcPr>
           <w:p>
-            <w:pPr>
-              <w:spacing w:after="20"/>
-            </w:pPr>
             <w:r>
               <w:rPr>
-                <w:sz w:val="19"/>
+                <w:sz w:val="18"/>
+              </w:rPr>
+            </w:r>
+            <w:r>
+              <w:rPr>
+                <w:b w:val="0"/>
+                <w:sz w:val="18"/>
               </w:rPr>
               <w:t>第8周</w:t>
             </w:r>
@@ -1650,15 +1648,18 @@
         <w:tc>
           <w:tcPr>
             <w:tcW w:type="dxa" w:w="3213"/>
-            <w:shd w:val="clear" w:color="auto" w:fill="F2F2F2"/>
+            <w:shd w:val="clear" w:fill="F2F5FA"/>
           </w:tcPr>
           <w:p>
-            <w:pPr>
-              <w:spacing w:after="20"/>
-            </w:pPr>
             <w:r>
               <w:rPr>
-                <w:sz w:val="19"/>
+                <w:sz w:val="18"/>
+              </w:rPr>
+            </w:r>
+            <w:r>
+              <w:rPr>
+                <w:b w:val="0"/>
+                <w:sz w:val="18"/>
               </w:rPr>
               <w:t>慈经十五素质、慈巴拉密与总结回向</w:t>
             </w:r>
@@ -1667,15 +1668,18 @@
         <w:tc>
           <w:tcPr>
             <w:tcW w:type="dxa" w:w="3213"/>
-            <w:shd w:val="clear" w:color="auto" w:fill="F2F2F2"/>
+            <w:shd w:val="clear" w:fill="F2F5FA"/>
           </w:tcPr>
           <w:p>
-            <w:pPr>
-              <w:spacing w:after="20"/>
-            </w:pPr>
             <w:r>
               <w:rPr>
-                <w:sz w:val="19"/>
+                <w:sz w:val="18"/>
+              </w:rPr>
+            </w:r>
+            <w:r>
+              <w:rPr>
+                <w:b w:val="0"/>
+                <w:sz w:val="18"/>
               </w:rPr>
               <w:t>慈经十五素质1/10（PDF）；菩萨道思想12·慈巴拉密（PDF）；回向偈与发愿文（PDF）</w:t>
             </w:r>
@@ -1684,15 +1688,11 @@
       </w:tr>
     </w:tbl>
     <w:p>
-      <w:pPr>
-        <w:spacing w:before="160" w:after="80"/>
-      </w:pPr>
       <w:r>
         <w:rPr>
-          <w:rFonts w:ascii="Microsoft YaHei" w:hAnsi="Microsoft YaHei" w:eastAsia="Microsoft YaHei"/>
           <w:b/>
           <w:color w:val="1F3864"/>
-          <w:sz w:val="28"/>
+          <w:sz w:val="26"/>
         </w:rPr>
         <w:t>六、重要提醒：每一讲都可以换新主持人！</w:t>
       </w:r>
@@ -1701,132 +1701,107 @@
       <w:r>
         <w:rPr>
           <w:b/>
-          <w:sz w:val="21"/>
         </w:rPr>
         <w:t>每份周文档都有两个版本</w:t>
       </w:r>
       <w:r>
         <w:rPr>
-          <w:sz w:val="21"/>
+          <w:b w:val="0"/>
         </w:rPr>
         <w:t>：主持人版和学员版。</w:t>
       </w:r>
     </w:p>
     <w:p>
       <w:pPr>
-        <w:ind w:left="340"/>
+        <w:pStyle w:val="ListBullet"/>
       </w:pPr>
       <w:r>
         <w:rPr>
-          <w:color w:val="1F3864"/>
-          <w:sz w:val="21"/>
-        </w:rPr>
-        <w:t xml:space="preserve">• </w:t>
-      </w:r>
-      <w:r>
-        <w:rPr>
           <w:b/>
-          <w:sz w:val="21"/>
         </w:rPr>
         <w:t>主持人版</w:t>
       </w:r>
       <w:r>
         <w:rPr>
-          <w:sz w:val="21"/>
+          <w:b w:val="0"/>
         </w:rPr>
         <w:t>（第X周_XXX_主持人版.md）：供主持人使用，开头内置"⭐ 本讲主持人速览"和"⏱ 时间弹性指南"，共读原文按次序完整呈现并标注★核心/◈扩展，扩展内容包位于收尾回向之前，末尾附"本讲主持人特别提醒"。</w:t>
       </w:r>
     </w:p>
     <w:p>
       <w:pPr>
-        <w:ind w:left="340"/>
+        <w:pStyle w:val="ListBullet"/>
       </w:pPr>
       <w:r>
         <w:rPr>
-          <w:color w:val="1F3864"/>
-          <w:sz w:val="21"/>
-        </w:rPr>
-        <w:t xml:space="preserve">• </w:t>
-      </w:r>
-      <w:r>
-        <w:rPr>
           <w:b/>
-          <w:sz w:val="21"/>
         </w:rPr>
         <w:t>学员版</w:t>
       </w:r>
       <w:r>
         <w:rPr>
-          <w:sz w:val="21"/>
+          <w:b w:val="0"/>
         </w:rPr>
         <w:t>（第X周_XXX_学员版.md）：供参与者使用，共读内容（材料顺序、完整文字、核心/扩展标注）、讨论问题、练习、扩展内容包、回向文与主持人版</w:t>
       </w:r>
       <w:r>
         <w:rPr>
           <w:b/>
-          <w:sz w:val="21"/>
         </w:rPr>
         <w:t>完全一致</w:t>
       </w:r>
       <w:r>
         <w:rPr>
-          <w:sz w:val="21"/>
+          <w:b w:val="0"/>
         </w:rPr>
         <w:t>，仅不含主持人专属内容（速览、时间弹性指南、操作提示、特别提醒）。</w:t>
       </w:r>
     </w:p>
     <w:p>
       <w:pPr>
-        <w:spacing w:before="40" w:after="80"/>
-        <w:ind w:left="283"/>
-        <w:shd w:val="clear" w:color="auto" w:fill="EEF2F8"/>
+        <w:ind w:left="170"/>
         <w:pBdr>
-          <w:left w:val="single" w:sz="20" w:space="6" w:color="1F3864"/>
+          <w:left w:val="single" w:sz="18" w:space="4" w:color="1F3864"/>
         </w:pBdr>
+        <w:shd w:val="clear" w:fill="F2F5FA"/>
       </w:pPr>
       <w:r>
         <w:rPr>
-          <w:sz w:val="20"/>
+          <w:b w:val="0"/>
         </w:rPr>
         <w:t>如果本讲换了新主持人，只需要：①打开当周</w:t>
       </w:r>
       <w:r>
         <w:rPr>
           <w:b/>
-          <w:sz w:val="20"/>
         </w:rPr>
         <w:t>主持人版</w:t>
       </w:r>
       <w:r>
         <w:rPr>
-          <w:sz w:val="20"/>
+          <w:b w:val="0"/>
         </w:rPr>
         <w:t>读"主持人速览"；②按流程走（学员看</w:t>
       </w:r>
       <w:r>
         <w:rPr>
           <w:b/>
-          <w:sz w:val="20"/>
         </w:rPr>
         <w:t>学员版</w:t>
       </w:r>
       <w:r>
         <w:rPr>
-          <w:sz w:val="20"/>
+          <w:b w:val="0"/>
         </w:rPr>
         <w:t>，内容一致）；③时间不够就"浓缩"，时间富余就"扩展"。</w:t>
       </w:r>
     </w:p>
     <w:p>
-      <w:pPr>
-        <w:spacing w:before="160" w:after="80"/>
-      </w:pPr>
       <w:r>
         <w:rPr>
-          <w:rFonts w:ascii="Microsoft YaHei" w:hAnsi="Microsoft YaHei" w:eastAsia="Microsoft YaHei"/>
           <w:b/>
           <w:color w:val="1F3864"/>
-          <w:sz w:val="28"/>
+          <w:sz w:val="26"/>
         </w:rPr>
         <w:t>七、如何获取共读原文（重要！）</w:t>
       </w:r>
@@ -1835,26 +1810,24 @@
       <w:r>
         <w:rPr>
           <w:b/>
-          <w:sz w:val="21"/>
         </w:rPr>
         <w:t>共读原文的文字已全部内嵌在每份周文档中</w:t>
       </w:r>
       <w:r>
         <w:rPr>
-          <w:sz w:val="21"/>
+          <w:b w:val="0"/>
         </w:rPr>
         <w:t>（材料顺序、完整文字、★核心/◈扩展标注），可直接照读或轮流朗读，</w:t>
       </w:r>
       <w:r>
         <w:rPr>
           <w:b/>
-          <w:sz w:val="21"/>
         </w:rPr>
         <w:t>使用本资料包无需再去查知识库、也不需要任何网络链接</w:t>
       </w:r>
       <w:r>
         <w:rPr>
-          <w:sz w:val="21"/>
+          <w:b w:val="0"/>
         </w:rPr>
         <w:t>。</w:t>
       </w:r>
@@ -1862,96 +1835,68 @@
     <w:p>
       <w:r>
         <w:rPr>
-          <w:sz w:val="21"/>
+          <w:b w:val="0"/>
         </w:rPr>
         <w:t>每份原文材料下方标注了三行出处信息（v2.0 规范，替代旧版临时链接——临时链接会过期，故不再放置）：</w:t>
       </w:r>
     </w:p>
     <w:p>
       <w:pPr>
-        <w:ind w:left="340"/>
+        <w:pStyle w:val="ListBullet"/>
       </w:pPr>
       <w:r>
         <w:rPr>
-          <w:color w:val="1F3864"/>
-          <w:sz w:val="21"/>
-        </w:rPr>
-        <w:t xml:space="preserve">• </w:t>
-      </w:r>
-      <w:r>
-        <w:rPr>
           <w:b/>
-          <w:sz w:val="21"/>
         </w:rPr>
         <w:t>知识库出处</w:t>
       </w:r>
       <w:r>
         <w:rPr>
-          <w:sz w:val="21"/>
+          <w:b w:val="0"/>
         </w:rPr>
         <w:t>：知识库「古源尊者开示及上座部佛教资料」</w:t>
       </w:r>
     </w:p>
     <w:p>
       <w:pPr>
-        <w:ind w:left="340"/>
+        <w:pStyle w:val="ListBullet"/>
       </w:pPr>
       <w:r>
         <w:rPr>
-          <w:color w:val="1F3864"/>
-          <w:sz w:val="21"/>
-        </w:rPr>
-        <w:t xml:space="preserve">• </w:t>
-      </w:r>
-      <w:r>
-        <w:rPr>
           <w:b/>
-          <w:sz w:val="21"/>
         </w:rPr>
         <w:t>media_id</w:t>
       </w:r>
       <w:r>
         <w:rPr>
-          <w:sz w:val="21"/>
+          <w:b w:val="0"/>
         </w:rPr>
         <w:t>：该资源在知识库中的唯一标识</w:t>
       </w:r>
     </w:p>
     <w:p>
       <w:pPr>
-        <w:ind w:left="340"/>
+        <w:pStyle w:val="ListBullet"/>
       </w:pPr>
       <w:r>
         <w:rPr>
-          <w:color w:val="1F3864"/>
-          <w:sz w:val="21"/>
-        </w:rPr>
-        <w:t xml:space="preserve">• </w:t>
-      </w:r>
-      <w:r>
-        <w:rPr>
           <w:b/>
-          <w:sz w:val="21"/>
         </w:rPr>
         <w:t>打开方式</w:t>
       </w:r>
       <w:r>
         <w:rPr>
-          <w:sz w:val="21"/>
+          <w:b w:val="0"/>
         </w:rPr>
         <w:t>：ima知识库搜索「标题关键词」即可打开原文件对照</w:t>
       </w:r>
     </w:p>
     <w:p>
-      <w:pPr>
-        <w:spacing w:before="160" w:after="80"/>
-      </w:pPr>
       <w:r>
         <w:rPr>
-          <w:rFonts w:ascii="Microsoft YaHei" w:hAnsi="Microsoft YaHei" w:eastAsia="Microsoft YaHei"/>
           <w:b/>
           <w:color w:val="1F3864"/>
-          <w:sz w:val="28"/>
+          <w:sz w:val="26"/>
         </w:rPr>
         <w:t>七（补）、系列分工边界（跨读书会查重约定）</w:t>
       </w:r>
@@ -1959,114 +1904,79 @@
     <w:p>
       <w:r>
         <w:rPr>
-          <w:sz w:val="21"/>
+          <w:b w:val="0"/>
         </w:rPr>
         <w:t>本读书会（02 慈心禅修习）与其他读书会的素材分工：</w:t>
       </w:r>
     </w:p>
     <w:p>
       <w:pPr>
-        <w:ind w:left="340"/>
+        <w:pStyle w:val="ListBullet"/>
       </w:pPr>
       <w:r>
         <w:rPr>
-          <w:color w:val="1F3864"/>
-          <w:sz w:val="21"/>
-        </w:rPr>
-        <w:t xml:space="preserve">• </w:t>
-      </w:r>
-      <w:r>
-        <w:rPr>
           <w:b/>
-          <w:sz w:val="21"/>
         </w:rPr>
         <w:t>入出息念（安般）的详细方法</w:t>
       </w:r>
       <w:r>
         <w:rPr>
-          <w:sz w:val="21"/>
+          <w:b w:val="0"/>
         </w:rPr>
         <w:t xml:space="preserve"> → 归读书会01《禅修入门与基础》第3–5周；本会第7周只讲"慈心与安般如何配合"。</w:t>
       </w:r>
     </w:p>
     <w:p>
       <w:pPr>
-        <w:ind w:left="340"/>
+        <w:pStyle w:val="ListBullet"/>
       </w:pPr>
       <w:r>
         <w:rPr>
-          <w:color w:val="1F3864"/>
-          <w:sz w:val="21"/>
-        </w:rPr>
-        <w:t xml:space="preserve">• </w:t>
-      </w:r>
-      <w:r>
-        <w:rPr>
           <w:b/>
-          <w:sz w:val="21"/>
         </w:rPr>
         <w:t>四护卫禅的详细内容（佛随念、不净观、死随念及慈心之外三种修法）</w:t>
       </w:r>
       <w:r>
         <w:rPr>
-          <w:sz w:val="21"/>
+          <w:b w:val="0"/>
         </w:rPr>
         <w:t xml:space="preserve"> → 归读书会03《四护卫禅实修》；本会第1周只明确"慈心居首"的定位。</w:t>
       </w:r>
     </w:p>
     <w:p>
       <w:pPr>
-        <w:ind w:left="340"/>
+        <w:pStyle w:val="ListBullet"/>
       </w:pPr>
       <w:r>
         <w:rPr>
-          <w:color w:val="1F3864"/>
-          <w:sz w:val="21"/>
-        </w:rPr>
-        <w:t xml:space="preserve">• </w:t>
-      </w:r>
-      <w:r>
-        <w:rPr>
           <w:b/>
-          <w:sz w:val="21"/>
         </w:rPr>
         <w:t>十巴拉密的完整体系</w:t>
       </w:r>
       <w:r>
         <w:rPr>
-          <w:sz w:val="21"/>
+          <w:b w:val="0"/>
         </w:rPr>
         <w:t xml:space="preserve"> → 归读书会17《菩萨道思想》；本会第8周只读"慈巴拉密"一节。</w:t>
       </w:r>
     </w:p>
     <w:p>
       <w:pPr>
-        <w:ind w:left="340"/>
+        <w:pStyle w:val="ListBullet"/>
       </w:pPr>
       <w:r>
         <w:rPr>
-          <w:color w:val="1F3864"/>
-          <w:sz w:val="21"/>
-        </w:rPr>
-        <w:t xml:space="preserve">• </w:t>
-      </w:r>
-      <w:r>
-        <w:rPr>
-          <w:sz w:val="21"/>
+          <w:b w:val="0"/>
         </w:rPr>
         <w:t>本会与读书会01的素材零重叠（读书会01用26份、本会用16份资源，无同一 media_id）。</w:t>
       </w:r>
     </w:p>
     <w:p>
-      <w:pPr>
-        <w:spacing w:before="160" w:after="80"/>
-      </w:pPr>
       <w:r>
         <w:rPr>
-          <w:rFonts w:ascii="Microsoft YaHei" w:hAnsi="Microsoft YaHei" w:eastAsia="Microsoft YaHei"/>
           <w:b/>
           <w:color w:val="1F3864"/>
-          <w:sz w:val="28"/>
+          <w:sz w:val="26"/>
         </w:rPr>
         <w:t>七、回向文（每周结束用）</w:t>
       </w:r>
@@ -2074,63 +1984,67 @@
     <w:p>
       <w:r>
         <w:rPr>
-          <w:sz w:val="21"/>
+          <w:b w:val="0"/>
         </w:rPr>
         <w:t>每周结束时，带领大家一起念：</w:t>
       </w:r>
     </w:p>
     <w:p>
       <w:pPr>
-        <w:spacing w:before="40" w:after="80"/>
-        <w:ind w:left="283"/>
-        <w:shd w:val="clear" w:color="auto" w:fill="EEF2F8"/>
+        <w:ind w:left="170"/>
         <w:pBdr>
-          <w:left w:val="single" w:sz="20" w:space="6" w:color="1F3864"/>
+          <w:left w:val="single" w:sz="18" w:space="4" w:color="1F3864"/>
         </w:pBdr>
+        <w:shd w:val="clear" w:fill="F2F5FA"/>
       </w:pPr>
       <w:r>
         <w:rPr>
           <w:b/>
-          <w:sz w:val="20"/>
         </w:rPr>
         <w:t>愿我此功德，导向诸漏尽！</w:t>
       </w:r>
-      <w:r>
-        <w:rPr>
-          <w:sz w:val="20"/>
-        </w:rPr>
-        <w:t xml:space="preserve"> </w:t>
-      </w:r>
+    </w:p>
+    <w:p>
+      <w:pPr>
+        <w:ind w:left="170"/>
+        <w:pBdr>
+          <w:left w:val="single" w:sz="18" w:space="4" w:color="1F3864"/>
+        </w:pBdr>
+        <w:shd w:val="clear" w:fill="F2F5FA"/>
+      </w:pPr>
       <w:r>
         <w:rPr>
           <w:b/>
-          <w:sz w:val="20"/>
         </w:rPr>
         <w:t>愿我此功德，为证涅槃缘！</w:t>
       </w:r>
-      <w:r>
-        <w:rPr>
-          <w:sz w:val="20"/>
-        </w:rPr>
-        <w:t xml:space="preserve"> </w:t>
-      </w:r>
+    </w:p>
+    <w:p>
+      <w:pPr>
+        <w:ind w:left="170"/>
+        <w:pBdr>
+          <w:left w:val="single" w:sz="18" w:space="4" w:color="1F3864"/>
+        </w:pBdr>
+        <w:shd w:val="clear" w:fill="F2F5FA"/>
+      </w:pPr>
       <w:r>
         <w:rPr>
           <w:b/>
-          <w:sz w:val="20"/>
         </w:rPr>
         <w:t>我此功德分，回向诸有情！</w:t>
       </w:r>
-      <w:r>
-        <w:rPr>
-          <w:sz w:val="20"/>
-        </w:rPr>
-        <w:t xml:space="preserve"> </w:t>
-      </w:r>
+    </w:p>
+    <w:p>
+      <w:pPr>
+        <w:ind w:left="170"/>
+        <w:pBdr>
+          <w:left w:val="single" w:sz="18" w:space="4" w:color="1F3864"/>
+        </w:pBdr>
+        <w:shd w:val="clear" w:fill="F2F5FA"/>
+      </w:pPr>
       <w:r>
         <w:rPr>
           <w:b/>
-          <w:sz w:val="20"/>
         </w:rPr>
         <w:t>愿彼等一切，同得功德分！</w:t>
       </w:r>
@@ -2138,38 +2052,36 @@
     <w:p>
       <w:r>
         <w:rPr>
-          <w:sz w:val="21"/>
+          <w:b w:val="0"/>
         </w:rPr>
         <w:t>（此回向偈出自古源尊者课件通用回向内容）</w:t>
       </w:r>
     </w:p>
     <w:p>
       <w:pPr>
-        <w:spacing w:before="40" w:after="80"/>
-        <w:ind w:left="283"/>
-        <w:shd w:val="clear" w:color="auto" w:fill="EEF2F8"/>
+        <w:ind w:left="170"/>
         <w:pBdr>
-          <w:left w:val="single" w:sz="20" w:space="6" w:color="1F3864"/>
+          <w:left w:val="single" w:sz="18" w:space="4" w:color="1F3864"/>
         </w:pBdr>
+        <w:shd w:val="clear" w:fill="F2F5FA"/>
       </w:pPr>
       <w:r>
         <w:rPr>
-          <w:sz w:val="20"/>
+          <w:b w:val="0"/>
         </w:rPr>
         <w:t xml:space="preserve">📚 </w:t>
       </w:r>
       <w:r>
         <w:rPr>
           <w:b/>
-          <w:sz w:val="20"/>
         </w:rPr>
         <w:t>下一份文档</w:t>
       </w:r>
       <w:r>
         <w:rPr>
-          <w:sz w:val="20"/>
+          <w:b w:val="0"/>
         </w:rPr>
-        <w:t>：`第1周_慈心的意义、功德与四护卫禅定位.md`</w:t>
+        <w:t>：第1周_慈心的意义、功德与四护卫禅定位.md</w:t>
       </w:r>
     </w:p>
     <w:sectPr>
@@ -2191,7 +2103,11 @@
       <w:pStyle w:val="Footer"/>
       <w:jc w:val="center"/>
     </w:pPr>
-    <w:fldSimple w:instr="PAGE"/>
+    <w:r>
+      <w:fldChar w:fldCharType="begin"/>
+      <w:instrText xml:space="preserve">PAGE</w:instrText>
+      <w:fldChar w:fldCharType="end"/>
+    </w:r>
   </w:p>
 </w:ftr>
 </file>
@@ -2205,10 +2121,10 @@
     </w:pPr>
     <w:r>
       <w:rPr>
-        <w:color w:val="808080"/>
+        <w:color w:val="1F3864"/>
         <w:sz w:val="16"/>
       </w:rPr>
-      <w:t>读书会02·主持人总指南（朗读优化版）</w:t>
+      <w:t>读书会02 · 主持人总指南 · 朗读优化版（8周版）</w:t>
     </w:r>
   </w:p>
 </w:hdr>
@@ -2577,11 +2493,8 @@
     <w:name w:val="Normal"/>
     <w:qFormat/>
     <w:rsid w:val="00FC693F"/>
-    <w:pPr>
-      <w:spacing w:line="324" w:lineRule="auto" w:after="60"/>
-    </w:pPr>
     <w:rPr>
-      <w:rFonts w:ascii="Microsoft YaHei" w:hAnsi="Microsoft YaHei" w:eastAsia="Microsoft YaHei"/>
+      <w:rFonts w:ascii="等线" w:hAnsi="等线" w:eastAsia="宋体"/>
       <w:sz w:val="21"/>
     </w:rPr>
   </w:style>
